--- a/protected-assets/FourHorsemen.docx
+++ b/protected-assets/FourHorsemen.docx
@@ -219,7 +219,7 @@
           <w:sz w:val="23"/>
           <w:szCs w:val="23"/>
         </w:rPr>
-        <w:t xml:space="preserve"> Isaiah wrote, “To proclaim the acceptable year of the LORD, and the day of vengeance of our God” (Isaiah 61:2). When Jesus read that passage at Nazareth, he stopped after “the acceptable year of the Lord. And he closed the book” (Luke 4:19-20). One verse spans two comings of the Messiah, with no gap marked in the text. Revelation announces the same kind of movement in its first chapter: “Write the things which thou hast seen, and the things which are, and the things which shall be hereafter” (Revelation 1:19). The seals, too, move from events already under way to events still ahead.</w:t>
+        <w:t xml:space="preserve"> Isaiah wrote, “To proclaim the acceptable year of the LORD, and the day of vengeance of our God” (Isaiah 61:2). When Jesus read that passage at Nazareth, He stopped after “the acceptable year of the Lord. And he closed the book” (Luke 4:19-20). One verse spans two comings of the Messiah, with no gap marked in the text. Revelation announces the same kind of movement in its first chapter: “Write the things which thou hast seen, and the things which are, and the things which shall be hereafter” (Revelation 1:19). The seals, too, move from events already under way to events still ahead.</w:t>
       </w:r>
     </w:p>
     <w:p>
@@ -1038,7 +1038,7 @@
           <w:sz w:val="23"/>
           <w:szCs w:val="23"/>
         </w:rPr>
-        <w:t xml:space="preserve">No one in heaven or earth was found worthy to open the book, until “the Lion of the tribe of Juda, the Root of David, hath prevailed to open the book, and to loose the seven seals thereof” (Revelation 5:5). The Lion turns out to be a Lamb “as it had been slain” (5:6). He has earned the right to open the seals by his death: “Thou art worthy to take the book, and to open the seals thereof: for thou wast slain, and hast redeemed us to God by thy blood” (5:9).</w:t>
+        <w:t xml:space="preserve">No one in heaven or earth was found worthy to open the book, until “the Lion of the tribe of Juda, the Root of David, hath prevailed to open the book, and to loose the seven seals thereof” (Revelation 5:5). The Lion turns out to be a Lamb “as it had been slain” (5:6). He has earned the right to open the seals by His death: “Thou art worthy to take the book, and to open the seals thereof: for thou wast slain, and hast redeemed us to God by thy blood” (5:9).</w:t>
       </w:r>
     </w:p>
     <w:p>
@@ -1052,7 +1052,7 @@
           <w:sz w:val="23"/>
           <w:szCs w:val="23"/>
         </w:rPr>
-        <w:t xml:space="preserve">So the seals are Christ’s own campaign. He opens every one (6:1, 3, 5, 7), and the horsemen go out at his command, like the horses Zechariah saw, “whom the LORD hath sent to walk to and fro through the earth” (Zechariah 1:10).</w:t>
+        <w:t xml:space="preserve">So the seals are Christ’s own campaign. He opens every one (6:1, 3, 5, 7), and the horsemen go out at His command, like the horses Zechariah saw, “whom the LORD hath sent to walk to and fro through the earth” (Zechariah 1:10).</w:t>
       </w:r>
     </w:p>
     <w:p>
@@ -1875,7 +1875,7 @@
           <w:sz w:val="23"/>
           <w:szCs w:val="23"/>
         </w:rPr>
-        <w:t xml:space="preserve"> is a crown of rule, and it appears only three times: on the dragon (“seven crowns upon his heads,” 12:3), on the beast’s ten horns (“ten crowns,” 13:1), and on Christ at his return (“many crowns,” 19:12). The ten kings wear crowns of political rule; the first rider wears the victor’s crown.</w:t>
+        <w:t xml:space="preserve"> is a crown of rule, and it appears only three times: on the dragon (“seven crowns upon his heads,” 12:3), on the beast’s ten horns (“ten crowns,” 13:1), and on Christ at His return (“many crowns,” 19:12). The ten kings wear crowns of political rule; the first rider wears the victor’s crown.</w:t>
       </w:r>
     </w:p>
     <w:p>
@@ -1989,7 +1989,7 @@
           <w:sz w:val="23"/>
           <w:szCs w:val="23"/>
         </w:rPr>
-        <w:t xml:space="preserve"> is overwhelmingly the word of Christ’s victory and his people’s: “I have overcome the world” (John 16:33); “the Lion of the tribe of Juda… hath prevailed” (Revelation 5:5); “even as I also overcame” (3:21); and the promise to “him that overcometh” in each of the seven churches (2:7, 11, 17, 26; 3:5, 12, 21). </w:t>
+        <w:t xml:space="preserve"> is overwhelmingly the word of Christ’s victory and His people’s: “I have overcome the world” (John 16:33); “the Lion of the tribe of Juda… hath prevailed” (Revelation 5:5); “even as I also overcame” (3:21); and the promise to “him that overcometh” in each of the seven churches (2:7, 11, 17, 26; 3:5, 12, 21). </w:t>
       </w:r>
       <w:r>
         <w:rPr>
@@ -2075,7 +2075,7 @@
           <w:sz w:val="23"/>
           <w:szCs w:val="23"/>
         </w:rPr>
-        <w:t xml:space="preserve"> Jesus set the order himself: “the gospel must first be published among all nations” (Mark 13:10); “this gospel of the kingdom shall be preached in all the world… and then shall the end come” (Matthew 24:14). The first seal is the gospel going out.</w:t>
+        <w:t xml:space="preserve"> Jesus set the order Himself: “the gospel must first be published among all nations” (Mark 13:10); “this gospel of the kingdom shall be preached in all the world… and then shall the end come” (Matthew 24:14). The first seal is the gospel going out.</w:t>
       </w:r>
     </w:p>
     <w:p>
@@ -2285,7 +2285,7 @@
           <w:sz w:val="23"/>
           <w:szCs w:val="23"/>
         </w:rPr>
-        <w:t xml:space="preserve"> The second seal joins the same two ideas as Matthew 10:34: peace taken away, and a sword given. Jesus explained the division he meant: “I am come to set a man at variance against his father… And a man’s foes shall be they of his own household” (Matthew 10:35-36); “Suppose ye that I am come to give peace on earth? I tell you, Nay; but rather division” (Luke 12:51). And the order is the same as Jesus’ own mission: in Matthew 10 he first sends his disciples out to preach (10:5-7), then warns them of persecution and the sword (10:16-36).</w:t>
+        <w:t xml:space="preserve"> The second seal joins the same two ideas as Matthew 10:34: peace taken away, and a sword given. Jesus explained the division He meant: “I am come to set a man at variance against his father… And a man’s foes shall be they of his own household” (Matthew 10:35-36); “Suppose ye that I am come to give peace on earth? I tell you, Nay; but rather division” (Luke 12:51). And the order is the same as Jesus’ own mission: in Matthew 10 He first sends His disciples out to preach (10:5-7), then warns them of persecution and the sword (10:16-36).</w:t>
       </w:r>
     </w:p>
     <w:p>
@@ -2566,7 +2566,7 @@
           <w:sz w:val="23"/>
           <w:szCs w:val="23"/>
         </w:rPr>
-        <w:t xml:space="preserve"> elsewhere always means “yoke”: “Take my yoke upon you… For my yoke is easy” (Matthew 11:29-30). In the Old Testament, the balances are God’s instrument of judgment: “TEKEL; Thou art weighed in the balances, and art found wanting” (Daniel 5:27); “Let me be weighed in an even balance, that God may know mine integrity” (Job 31:6); “A just weight and balance are the LORD’s” (Proverbs 16:11). People either take Christ’s yoke, or are weighed in his balance.</w:t>
+        <w:t xml:space="preserve"> elsewhere always means “yoke”: “Take my yoke upon you… For my yoke is easy” (Matthew 11:29-30). In the Old Testament, the balances are God’s instrument of judgment: “TEKEL; Thou art weighed in the balances, and art found wanting” (Daniel 5:27); “Let me be weighed in an even balance, that God may know mine integrity” (Job 31:6); “A just weight and balance are the LORD’s” (Proverbs 16:11). People either take Christ’s yoke, or are weighed in His balance.</w:t>
       </w:r>
     </w:p>
     <w:p>
@@ -2694,7 +2694,7 @@
           <w:sz w:val="23"/>
           <w:szCs w:val="23"/>
         </w:rPr>
-        <w:t xml:space="preserve"> was a laborer’s wage for one day: the householder “agreed with the labourers for a penny a day” (Matthew 20:2), and at evening every worker “received every man a penny” (20:9-10). The Lord of the harvest pays those who labored in his field: “my reward is with me, to give every man according as his work shall be” (Revelation 22:12).</w:t>
+        <w:t xml:space="preserve"> was a laborer’s wage for one day: the householder “agreed with the labourers for a penny a day” (Matthew 20:2), and at evening every worker “received every man a penny” (20:9-10). The Lord of the harvest pays those who labored in His field: “my reward is with me, to give every man according as his work shall be” (Revelation 22:12).</w:t>
       </w:r>
     </w:p>
     <w:p>
@@ -2798,7 +2798,7 @@
           <w:sz w:val="23"/>
           <w:szCs w:val="23"/>
         </w:rPr>
-        <w:t xml:space="preserve"> is God’s word of protection over his own: the overcomer “shall not be hurt of the second death” (2:11); “Hurt not the earth, neither the sea, nor the trees, till we have sealed the servants of our God” (7:3); the locusts may harm “only those men which have not the seal of God” (9:4). And one verse joins “hurt” and “penny” exactly as Revelation 6:6 does: the vineyard parable, “Friend, I do thee no wrong [</w:t>
+        <w:t xml:space="preserve"> is God’s word of protection over His own: the overcomer “shall not be hurt of the second death” (2:11); “Hurt not the earth, neither the sea, nor the trees, till we have sealed the servants of our God” (7:3); the locusts may harm “only those men which have not the seal of God” (9:4). And one verse joins “hurt” and “penny” exactly as Revelation 6:6 does: the vineyard parable, “Friend, I do thee no wrong [</w:t>
       </w:r>
       <w:r>
         <w:rPr>
@@ -2816,7 +2816,7 @@
           <w:sz w:val="23"/>
           <w:szCs w:val="23"/>
         </w:rPr>
-        <w:t xml:space="preserve">]: didst not thou agree with me for a penny?” (Matthew 20:13). It is the only other verse in the New Testament where the two words appear together. The third seal echoes the Lord of the vineyard, who pays his workers justly and does them no harm.</w:t>
+        <w:t xml:space="preserve">]: didst not thou agree with me for a penny?” (Matthew 20:13). It is the only other verse in the New Testament where the two words appear together. The third seal echoes the Lord of the vineyard, who pays His workers justly and does them no harm.</w:t>
       </w:r>
     </w:p>
     <w:p>
@@ -3163,7 +3163,7 @@
           <w:sz w:val="23"/>
           <w:szCs w:val="23"/>
         </w:rPr>
-        <w:t xml:space="preserve"> Hades is the grave, and every use shows it under Christ’s power: his soul was not “left in hell” (Acts 2:27, 31); “the gates of hell shall not prevail” against his church (Matthew 16:18); he holds “the keys of hell and of death” (Revelation 1:18); and at the end “death and hell were cast into the lake of fire” (20:14). Even this rider acts only because “power was given unto them.”</w:t>
+        <w:t xml:space="preserve"> Hades is the grave, and every use shows it under Christ’s power: His soul was not “left in hell” (Acts 2:27, 31); “the gates of hell shall not prevail” against His church (Matthew 16:18); He holds “the keys of hell and of death” (Revelation 1:18); and at the end “death and hell were cast into the lake of fire” (20:14). Even this rider acts only because “power was given unto them.”</w:t>
       </w:r>
     </w:p>
     <w:p>
@@ -4046,7 +4046,7 @@
           <w:sz w:val="23"/>
           <w:szCs w:val="23"/>
         </w:rPr>
-        <w:t xml:space="preserve">The four horsemen follow the order of Jesus’ own warnings: the gospel first (Mark 13:10), then division and persecution (Matthew 10:34-36; 24:9), then judgment. And through all four, the same truths hold: the Lamb opens every seal, every rider acts only by what is given, the horses are God’s Spirit sent into all the earth, and God protects what belongs to him.</w:t>
+        <w:t xml:space="preserve">The four horsemen follow the order of Jesus’ own warnings: the gospel first (Mark 13:10), then division and persecution (Matthew 10:34-36; 24:9), then judgment. And through all four, the same truths hold: the Lamb opens every seal, every rider acts only by what is given, the horses are God’s Spirit sent into all the earth, and God protects what belongs to Him.</w:t>
       </w:r>
     </w:p>
     <w:p>
@@ -4090,7 +4090,7 @@
           <w:sz w:val="23"/>
           <w:szCs w:val="23"/>
         </w:rPr>
-        <w:t xml:space="preserve">, an antichrist figure imitating Christ, because the other three horsemen bring disaster, and because “was given” is also used for evil powers (“it was given unto him to make war with the saints,” 13:7). In answer: white never marks evil in Revelation, the victor’s crown belongs to Christ and his people throughout the book, “overcome” is Christ’s own word, and Zechariah’s horses are God’s messengers.</w:t>
+        <w:t xml:space="preserve">, an antichrist figure imitating Christ, because the other three horsemen bring disaster, and because “was given” is also used for evil powers (“it was given unto him to make war with the saints,” 13:7). In answer: white never marks evil in Revelation, the victor’s crown belongs to Christ and His people throughout the book, “overcome” is Christ’s own word, and Zechariah’s horses are God’s messengers.</w:t>
       </w:r>
     </w:p>
     <w:p>
@@ -4419,7 +4419,7 @@
           <w:sz w:val="23"/>
           <w:szCs w:val="23"/>
         </w:rPr>
-        <w:t xml:space="preserve">Through it all, the theme of Revelation holds from the first seal to the last: God is on the throne, the Lamb is in control, and his Spirit goes forth into all the earth. “Not by might, nor by power, but by my spirit, saith the LORD of hosts” (Zechariah 4:6).</w:t>
+        <w:t xml:space="preserve">Through it all, the theme of Revelation holds from the first seal to the last: God is on the throne, the Lamb is in control, and His Spirit goes forth into all the earth. “Not by might, nor by power, but by my spirit, saith the LORD of hosts” (Zechariah 4:6).</w:t>
       </w:r>
     </w:p>
     <w:p>
@@ -4583,7 +4583,7 @@
           <w:sz w:val="23"/>
           <w:szCs w:val="23"/>
         </w:rPr>
-        <w:t xml:space="preserve">, available at https://greysmokez.github.io/CJC-Website/</w:t>
+        <w:t xml:space="preserve">, available at https://scripturescjc.com/</w:t>
       </w:r>
     </w:p>
     <w:sectPr>

--- a/protected-assets/FourHorsemen.docx
+++ b/protected-assets/FourHorsemen.docx
@@ -126,7 +126,7 @@
           <w:sz w:val="23"/>
           <w:szCs w:val="23"/>
         </w:rPr>
-        <w:t xml:space="preserve">That is the method of this paper. For each horseman, we take the key words in the original Greek, give their Strong’s Concordance numbers, and list every verse in the New Testament where Scripture uses them, with the Old Testament passages behind them. Then we look at what those uses show. Nothing is asked to be taken on trust: every reader can check every verse. The result is a reading that can be tested, not guessed.</w:t>
+        <w:t>That is the method of this paper. For each horseman, I take the key words in the original Greek, give their Strong’s Concordance numbers, and list every verse in the New Testament where Scripture uses them, with the Old Testament passages behind them. Then I look at what those uses show. Nothing is asked to be taken on trust: every reader can check every verse. The result is a reading that can be tested, not guessed.</w:t>
       </w:r>
     </w:p>
     <w:p>
@@ -3390,6 +3390,30 @@
           <w:szCs w:val="23"/>
         </w:rPr>
         <w:t xml:space="preserve">(The word for “beasts” here, thēria, is the same word used for the beasts of Revelation 13. It may carry a double meaning, literal wild beasts and the persecuting powers of the end; that is offered as a possibility, not a conclusion.)</w:t>
+      </w:r>
+    </w:p>
+    <w:p>
+      <w:pPr>
+        <w:spacing w:after="200" w:line="300"/>
+        <w:jc w:val="left"/>
+      </w:pPr>
+      <w:r>
+        <w:rPr>
+          <w:rFonts w:ascii="Garamond" w:cs="Garamond" w:eastAsia="Garamond" w:hAnsi="Garamond"/>
+          <w:b/>
+          <w:bCs/>
+          <w:sz w:val="23"/>
+          <w:szCs w:val="23"/>
+        </w:rPr>
+        <w:t xml:space="preserve">Who is holding it back?</w:t>
+      </w:r>
+      <w:r>
+        <w:rPr>
+          <w:rFonts w:ascii="Garamond" w:cs="Garamond" w:eastAsia="Garamond" w:hAnsi="Garamond"/>
+          <w:sz w:val="23"/>
+          <w:szCs w:val="23"/>
+        </w:rPr>
+        <w:t xml:space="preserve"> Zechariah saw horses like these and was told, “These are the four spirits of the heavens” (Zechariah 6:5). In Hebrew, the word for spirit is the same word as wind. That is the key to Revelation 7. John saw four angels “holding the four winds of the earth, that the wind should not blow on the earth,” and heard, “Hurt not the earth… till we have sealed the servants of our God in their foreheads” (Revelation 7:1, 3). The held winds and the “hurt not” are the same thing said two ways. The harm of the fourth seal is being held back by God’s Spirit until His servants, the firstfruits, are sealed (14:4). Then the winds are let go.</w:t>
       </w:r>
     </w:p>
     <w:p>

--- a/protected-assets/FourHorsemen.docx
+++ b/protected-assets/FourHorsemen.docx
@@ -2075,7 +2075,7 @@
           <w:sz w:val="23"/>
           <w:szCs w:val="23"/>
         </w:rPr>
-        <w:t xml:space="preserve"> Jesus set the order Himself: “the gospel must first be published among all nations” (Mark 13:10); “this gospel of the kingdom shall be preached in all the world… and then shall the end come” (Matthew 24:14). The first seal is the gospel going out.</w:t>
+        <w:t xml:space="preserve"> Jesus set the order Himself: “the gospel must first be published among all nations” (Mark 13:10); “this gospel of the kingdom shall be preached in all the world… and then shall the end come” (Matthew 24:14). As this research reads it, the first seal is the Lamb Himself, found worthy because He was slain (Revelation 5:9), crowned and going forth to conquer, and His conquest goes out through that gospel.</w:t>
       </w:r>
     </w:p>
     <w:p>
@@ -2455,7 +2455,7 @@
           <w:sz w:val="23"/>
           <w:szCs w:val="23"/>
         </w:rPr>
-        <w:t xml:space="preserve"> appears only twice: this horse, and “a great red dragon” (12:3). The dragon “went to make war with the remnant of her seed, which keep the commandments of God, and have the testimony of Jesus Christ” (12:17). The red marks the bloodshed the dragon stirs up against those who hold the Word, not the character of the Word itself. In the Old Testament, Zechariah’s red horses were God’s messengers (Zechariah 1:8), and this rider, like the first, is given his power.</w:t>
+        <w:t xml:space="preserve"> appears only twice: this horse, and “a great red dragon” (Revelation 12:3). Sharing a color does not make the horse the dragon’s. In the Old Testament, Zechariah’s red horses were God’s messengers, “whom the LORD hath sent to walk to and fro through the earth” (Zechariah 1:8, 10), and this rider, like the first, is given his power. As this research reads it, the red is blood: Christ’s, which the Word proclaims (“washed us from our sins in his own blood,” Revelation 1:5), and the martyrs’, shed by those who hate the Word (“they loved not their lives unto the death,” Revelation 12:11). Revelation joins the Word and the blood in one figure: “And he was clothed with a vesture dipped in blood: and his name is called The Word of God” (Revelation 19:13).</w:t>
       </w:r>
     </w:p>
     <w:p>
@@ -3859,7 +3859,7 @@
                 <w:sz w:val="18"/>
                 <w:szCs w:val="18"/>
               </w:rPr>
-              <w:t xml:space="preserve">The gospel goes out</w:t>
+              <w:t>The Lamb, crowned, goes forth to conquer</w:t>
             </w:r>
           </w:p>
         </w:tc>
@@ -3882,7 +3882,7 @@
                 <w:sz w:val="18"/>
                 <w:szCs w:val="18"/>
               </w:rPr>
-              <w:t xml:space="preserve">Division and persecution follow</w:t>
+              <w:t>The Word given; division and bloodshed follow</w:t>
             </w:r>
           </w:p>
         </w:tc>
@@ -4070,7 +4070,7 @@
           <w:sz w:val="23"/>
           <w:szCs w:val="23"/>
         </w:rPr>
-        <w:t xml:space="preserve">The four horsemen follow the order of Jesus’ own warnings: the gospel first (Mark 13:10), then division and persecution (Matthew 10:34-36; 24:9), then judgment. And through all four, the same truths hold: the Lamb opens every seal, every rider acts only by what is given, the horses are God’s Spirit sent into all the earth, and God protects what belongs to Him.</w:t>
+        <w:t>The four horsemen follow the order of Jesus’ own warnings: the Conqueror going forth with the gospel first (Mark 13:10), then division and persecution (Matthew 10:34-36; 24:9), then judgment. And through all four, the same truths hold: the Lamb opens every seal, every rider acts only by what is given, the horses are God’s Spirit sent into all the earth, and God protects what belongs to Him.</w:t>
       </w:r>
     </w:p>
     <w:p>
@@ -4309,7 +4309,7 @@
           <w:sz w:val="23"/>
           <w:szCs w:val="23"/>
         </w:rPr>
-        <w:t xml:space="preserve">History since 1798 fits the first three seals closely. The modern missionary and Bible movement carried the Scriptures to nations that had never had them: William Carey sailed for India in 1793, the British and Foreign Bible Society was founded in 1804, and the American Bible Society in 1816. Opposition followed: papal letters condemned the Bible societies, including Pope Gregory XVI’s encyclical </w:t>
+        <w:t xml:space="preserve">History since 1798 fits the first three seals closely. The modern missionary and Bible movement carried the Scriptures to nations that had never had them: William Carey sailed for India in 1793, the British and Foreign Bible Society was founded in 1804, and the American Bible Society in 1816. In this research’s reading, that flood of Bibles fits the second seal: the sword of the Word given into ordinary hands. Opposition followed: papal letters condemned the Bible societies, including Pope Gregory XVI’s encyclical </w:t>
       </w:r>
       <w:r>
         <w:rPr>
@@ -4589,7 +4589,7 @@
           <w:sz w:val="23"/>
           <w:szCs w:val="23"/>
         </w:rPr>
-        <w:t xml:space="preserve"> and </w:t>
+        <w:t xml:space="preserve">, </w:t>
       </w:r>
       <w:r>
         <w:rPr>
@@ -4599,7 +4599,37 @@
           <w:sz w:val="23"/>
           <w:szCs w:val="23"/>
         </w:rPr>
-        <w:t xml:space="preserve">The Jubilee Calendar and the Story of the End</w:t>
+        <w:t>The Jubilee Calendar and the Story of the End</w:t>
+      </w:r>
+      <w:r>
+        <w:rPr>
+          <w:rFonts w:ascii="Garamond" w:cs="Garamond" w:eastAsia="Garamond" w:hAnsi="Garamond"/>
+          <w:i w:val="0"/>
+          <w:iCs/>
+          <w:sz w:val="23"/>
+          <w:szCs w:val="23"/>
+        </w:rPr>
+        <w:t xml:space="preserve">, and </w:t>
+      </w:r>
+      <w:r>
+        <w:rPr>
+          <w:rFonts w:ascii="Garamond" w:cs="Garamond" w:eastAsia="Garamond" w:hAnsi="Garamond"/>
+          <w:i/>
+          <w:iCs/>
+          <w:sz w:val="23"/>
+          <w:szCs w:val="23"/>
+        </w:rPr>
+        <w:t>Then Shall the Sanctuary Be Cleansed</w:t>
+      </w:r>
+      <w:r>
+        <w:rPr>
+          <w:rFonts w:ascii="Garamond" w:cs="Garamond" w:eastAsia="Garamond" w:hAnsi="Garamond"/>
+          <w:i w:val="0"/>
+          <w:iCs/>
+          <w:sz w:val="23"/>
+          <w:szCs w:val="23"/>
+        </w:rPr>
+        <w:t xml:space="preserve"> (https://scripturescjc.com/the-2300-days.html)</w:t>
       </w:r>
       <w:r>
         <w:rPr>

--- a/protected-assets/FourHorsemen.docx
+++ b/protected-assets/FourHorsemen.docx
@@ -3389,7 +3389,7 @@
           <w:sz w:val="23"/>
           <w:szCs w:val="23"/>
         </w:rPr>
-        <w:t xml:space="preserve">(The word for “beasts” here, thēria, is the same word used for the beasts of Revelation 13. It may carry a double meaning, literal wild beasts and the persecuting powers of the end; that is offered as a possibility, not a conclusion.)</w:t>
+        <w:t>(The word for “beasts” here, thēria, means wild animals. This research reads them as literal wild animals, as in God’s covenant warnings: “my four sore judgments upon Jerusalem, the sword, and the famine, and the noisome beast, and the pestilence” (Ezekiel 14:21). When a land is emptied of people, wild animals multiply: “lest the land become desolate, and the beast of the field multiply against thee” (Exodus 23:29). The same Greek word is used for the beasts of Revelation 13, but here the setting is the covenant curses on the land.)</w:t>
       </w:r>
     </w:p>
     <w:p>
